--- a/examples/patterns/doc/20-cspade-sequences.docx
+++ b/examples/patterns/doc/20-cspade-sequences.docx
@@ -459,15 +459,84 @@
       </w:r>
       <w:r>
         <w:rPr>
-          <w:rStyle w:val="FloatTok"/>
-        </w:rPr>
-        <w:t xml:space="preserve">0.4</w:t>
+          <w:rStyle w:val="DecValTok"/>
+        </w:rPr>
+        <w:t xml:space="preserve">0</w:t>
       </w:r>
       <w:r>
         <w:rPr>
           <w:rStyle w:val="NormalTok"/>
         </w:rPr>
         <w:t xml:space="preserve">,</w:t>
+      </w:r>
+      <w:r>
+        <w:br/>
+      </w:r>
+      <w:r>
+        <w:rPr>
+          <w:rStyle w:val="NormalTok"/>
+        </w:rPr>
+        <w:t xml:space="preserve">  </w:t>
+      </w:r>
+      <w:r>
+        <w:rPr>
+          <w:rStyle w:val="AttributeTok"/>
+        </w:rPr>
+        <w:t xml:space="preserve">support_strategy =</w:t>
+      </w:r>
+      <w:r>
+        <w:rPr>
+          <w:rStyle w:val="NormalTok"/>
+        </w:rPr>
+        <w:t xml:space="preserve"> </w:t>
+      </w:r>
+      <w:r>
+        <w:rPr>
+          <w:rStyle w:val="FunctionTok"/>
+        </w:rPr>
+        <w:t xml:space="preserve">pat_support_threshold</w:t>
+      </w:r>
+      <w:r>
+        <w:rPr>
+          <w:rStyle w:val="NormalTok"/>
+        </w:rPr>
+        <w:t xml:space="preserve">(</w:t>
+      </w:r>
+      <w:r>
+        <w:rPr>
+          <w:rStyle w:val="StringTok"/>
+        </w:rPr>
+        <w:t xml:space="preserve">"min_count"</w:t>
+      </w:r>
+      <w:r>
+        <w:rPr>
+          <w:rStyle w:val="NormalTok"/>
+        </w:rPr>
+        <w:t xml:space="preserve">, </w:t>
+      </w:r>
+      <w:r>
+        <w:rPr>
+          <w:rStyle w:val="AttributeTok"/>
+        </w:rPr>
+        <w:t xml:space="preserve">min_count =</w:t>
+      </w:r>
+      <w:r>
+        <w:rPr>
+          <w:rStyle w:val="NormalTok"/>
+        </w:rPr>
+        <w:t xml:space="preserve"> </w:t>
+      </w:r>
+      <w:r>
+        <w:rPr>
+          <w:rStyle w:val="DecValTok"/>
+        </w:rPr>
+        <w:t xml:space="preserve">4</w:t>
+      </w:r>
+      <w:r>
+        <w:rPr>
+          <w:rStyle w:val="NormalTok"/>
+        </w:rPr>
+        <w:t xml:space="preserve">),</w:t>
       </w:r>
       <w:r>
         <w:br/>
@@ -677,6 +746,76 @@
       <w:r>
         <w:br/>
       </w:r>
+      <w:r>
+        <w:rPr>
+          <w:rStyle w:val="NormalTok"/>
+        </w:rPr>
+        <w:t xml:space="preserve">pm</w:t>
+      </w:r>
+      <w:r>
+        <w:rPr>
+          <w:rStyle w:val="SpecialCharTok"/>
+        </w:rPr>
+        <w:t xml:space="preserve">$</w:t>
+      </w:r>
+      <w:r>
+        <w:rPr>
+          <w:rStyle w:val="NormalTok"/>
+        </w:rPr>
+        <w:t xml:space="preserve">engine_parameter</w:t>
+      </w:r>
+    </w:p>
+    <w:p>
+      <w:pPr>
+        <w:pStyle w:val="SourceCode"/>
+      </w:pPr>
+      <w:r>
+        <w:rPr>
+          <w:rStyle w:val="VerbatimChar"/>
+        </w:rPr>
+        <w:t xml:space="preserve">## $support</w:t>
+      </w:r>
+      <w:r>
+        <w:br/>
+      </w:r>
+      <w:r>
+        <w:rPr>
+          <w:rStyle w:val="VerbatimChar"/>
+        </w:rPr>
+        <w:t xml:space="preserve">## [1] 0.4</w:t>
+      </w:r>
+      <w:r>
+        <w:br/>
+      </w:r>
+      <w:r>
+        <w:rPr>
+          <w:rStyle w:val="VerbatimChar"/>
+        </w:rPr>
+        <w:t xml:space="preserve">## </w:t>
+      </w:r>
+      <w:r>
+        <w:br/>
+      </w:r>
+      <w:r>
+        <w:rPr>
+          <w:rStyle w:val="VerbatimChar"/>
+        </w:rPr>
+        <w:t xml:space="preserve">## $maxlen</w:t>
+      </w:r>
+      <w:r>
+        <w:br/>
+      </w:r>
+      <w:r>
+        <w:rPr>
+          <w:rStyle w:val="VerbatimChar"/>
+        </w:rPr>
+        <w:t xml:space="preserve">## [1] 3</w:t>
+      </w:r>
+    </w:p>
+    <w:p>
+      <w:pPr>
+        <w:pStyle w:val="SourceCode"/>
+      </w:pPr>
       <w:r>
         <w:rPr>
           <w:rStyle w:val="NormalTok"/>
